--- a/prototype/参考文档/2、开课管理/01_开课设置/01_开课时间设置/开课时间设置20260915V3/开课时间设置20260909V2→20260915V3变更说明.docx
+++ b/prototype/参考文档/2、开课管理/01_开课设置/01_开课时间设置/开课时间设置20260915V3/开课时间设置20260909V2→20260915V3变更说明.docx
@@ -374,7 +374,7 @@
                 <w:b w:val="0"/>
                 <w:sz w:val="21"/>
               </w:rPr>
-              <w:t>page-course-time-setting</w:t>
+              <w:t>prototype/index.html → page-course-time-setting</w:t>
             </w:r>
           </w:p>
         </w:tc>
@@ -709,6 +709,917 @@
                 <w:b w:val="0"/>
                 <w:sz w:val="21"/>
               </w:rPr>
+              <w:t>界面</w:t>
+            </w:r>
+          </w:p>
+        </w:tc>
+        <w:tc>
+          <w:tcPr>
+            <w:tcW w:type="dxa" w:w="1134"/>
+          </w:tcPr>
+          <w:p>
+            <w:r/>
+            <w:r>
+              <w:rPr>
+                <w:rFonts w:ascii="宋体" w:hAnsi="宋体" w:eastAsia="宋体"/>
+                <w:b w:val="0"/>
+                <w:sz w:val="21"/>
+              </w:rPr>
+              <w:t>P01-X01 / P01-D01</w:t>
+            </w:r>
+          </w:p>
+        </w:tc>
+        <w:tc>
+          <w:tcPr>
+            <w:tcW w:type="dxa" w:w="1814"/>
+          </w:tcPr>
+          <w:p>
+            <w:r/>
+            <w:r>
+              <w:rPr>
+                <w:rFonts w:ascii="宋体" w:hAnsi="宋体" w:eastAsia="宋体"/>
+                <w:b w:val="0"/>
+                <w:sz w:val="21"/>
+              </w:rPr>
+              <w:t>学院授课确认截止</w:t>
+            </w:r>
+          </w:p>
+        </w:tc>
+        <w:tc>
+          <w:tcPr>
+            <w:tcW w:type="dxa" w:w="907"/>
+          </w:tcPr>
+          <w:p>
+            <w:r/>
+            <w:r>
+              <w:rPr>
+                <w:rFonts w:ascii="宋体" w:hAnsi="宋体" w:eastAsia="宋体"/>
+                <w:b w:val="0"/>
+                <w:sz w:val="21"/>
+              </w:rPr>
+              <w:t>新增</w:t>
+            </w:r>
+          </w:p>
+        </w:tc>
+        <w:tc>
+          <w:tcPr>
+            <w:tcW w:type="dxa" w:w="5102"/>
+          </w:tcPr>
+          <w:p>
+            <w:r/>
+            <w:r>
+              <w:rPr>
+                <w:rFonts w:ascii="宋体" w:hAnsi="宋体" w:eastAsia="宋体"/>
+                <w:b w:val="0"/>
+                <w:sz w:val="21"/>
+              </w:rPr>
+              <w:t>无独立学院截止维护 → 部门展开区可维护学院授课确认截止；规则不得早于全校；Notes 按个人&gt;学院&gt;全校解析</w:t>
+            </w:r>
+          </w:p>
+        </w:tc>
+        <w:tc>
+          <w:tcPr>
+            <w:tcW w:type="dxa" w:w="1134"/>
+          </w:tcPr>
+          <w:p>
+            <w:r/>
+            <w:r>
+              <w:rPr>
+                <w:rFonts w:ascii="宋体" w:hAnsi="宋体" w:eastAsia="宋体"/>
+                <w:b w:val="0"/>
+                <w:sz w:val="21"/>
+              </w:rPr>
+              <w:t>已明确</w:t>
+            </w:r>
+          </w:p>
+        </w:tc>
+      </w:tr>
+      <w:tr>
+        <w:tc>
+          <w:tcPr>
+            <w:tcW w:type="dxa" w:w="567"/>
+          </w:tcPr>
+          <w:p>
+            <w:r/>
+            <w:r>
+              <w:rPr>
+                <w:rFonts w:ascii="宋体" w:hAnsi="宋体" w:eastAsia="宋体"/>
+                <w:b w:val="0"/>
+                <w:sz w:val="21"/>
+              </w:rPr>
+              <w:t>2</w:t>
+            </w:r>
+          </w:p>
+        </w:tc>
+        <w:tc>
+          <w:tcPr>
+            <w:tcW w:type="dxa" w:w="2381"/>
+          </w:tcPr>
+          <w:p>
+            <w:r/>
+            <w:r>
+              <w:rPr>
+                <w:rFonts w:ascii="宋体" w:hAnsi="宋体" w:eastAsia="宋体"/>
+                <w:b w:val="0"/>
+                <w:sz w:val="21"/>
+              </w:rPr>
+              <w:t>开课管理 → 开课设置 → 开课时间设置</w:t>
+            </w:r>
+          </w:p>
+        </w:tc>
+        <w:tc>
+          <w:tcPr>
+            <w:tcW w:type="dxa" w:w="907"/>
+          </w:tcPr>
+          <w:p>
+            <w:r/>
+            <w:r>
+              <w:rPr>
+                <w:rFonts w:ascii="宋体" w:hAnsi="宋体" w:eastAsia="宋体"/>
+                <w:b w:val="0"/>
+                <w:sz w:val="21"/>
+              </w:rPr>
+              <w:t>字段</w:t>
+            </w:r>
+          </w:p>
+        </w:tc>
+        <w:tc>
+          <w:tcPr>
+            <w:tcW w:type="dxa" w:w="1134"/>
+          </w:tcPr>
+          <w:p>
+            <w:r/>
+            <w:r>
+              <w:rPr>
+                <w:rFonts w:ascii="宋体" w:hAnsi="宋体" w:eastAsia="宋体"/>
+                <w:b w:val="0"/>
+                <w:sz w:val="21"/>
+              </w:rPr>
+              <w:t>FD018</w:t>
+            </w:r>
+          </w:p>
+        </w:tc>
+        <w:tc>
+          <w:tcPr>
+            <w:tcW w:type="dxa" w:w="1814"/>
+          </w:tcPr>
+          <w:p>
+            <w:r/>
+            <w:r>
+              <w:rPr>
+                <w:rFonts w:ascii="宋体" w:hAnsi="宋体" w:eastAsia="宋体"/>
+                <w:b w:val="0"/>
+                <w:sz w:val="21"/>
+              </w:rPr>
+              <w:t>学院授课确认截止日</w:t>
+            </w:r>
+          </w:p>
+        </w:tc>
+        <w:tc>
+          <w:tcPr>
+            <w:tcW w:type="dxa" w:w="907"/>
+          </w:tcPr>
+          <w:p>
+            <w:r/>
+            <w:r>
+              <w:rPr>
+                <w:rFonts w:ascii="宋体" w:hAnsi="宋体" w:eastAsia="宋体"/>
+                <w:b w:val="0"/>
+                <w:sz w:val="21"/>
+              </w:rPr>
+              <w:t>新增</w:t>
+            </w:r>
+          </w:p>
+        </w:tc>
+        <w:tc>
+          <w:tcPr>
+            <w:tcW w:type="dxa" w:w="5102"/>
+          </w:tcPr>
+          <w:p>
+            <w:r/>
+            <w:r>
+              <w:rPr>
+                <w:rFonts w:ascii="宋体" w:hAnsi="宋体" w:eastAsia="宋体"/>
+                <w:b w:val="0"/>
+                <w:sz w:val="21"/>
+              </w:rPr>
+              <w:t>展开区新增学院授课确认截止日字段</w:t>
+            </w:r>
+          </w:p>
+        </w:tc>
+        <w:tc>
+          <w:tcPr>
+            <w:tcW w:type="dxa" w:w="1134"/>
+          </w:tcPr>
+          <w:p>
+            <w:r/>
+            <w:r>
+              <w:rPr>
+                <w:rFonts w:ascii="宋体" w:hAnsi="宋体" w:eastAsia="宋体"/>
+                <w:b w:val="0"/>
+                <w:sz w:val="21"/>
+              </w:rPr>
+              <w:t>已明确</w:t>
+            </w:r>
+          </w:p>
+        </w:tc>
+      </w:tr>
+      <w:tr>
+        <w:tc>
+          <w:tcPr>
+            <w:tcW w:type="dxa" w:w="567"/>
+          </w:tcPr>
+          <w:p>
+            <w:r/>
+            <w:r>
+              <w:rPr>
+                <w:rFonts w:ascii="宋体" w:hAnsi="宋体" w:eastAsia="宋体"/>
+                <w:b w:val="0"/>
+                <w:sz w:val="21"/>
+              </w:rPr>
+              <w:t>3</w:t>
+            </w:r>
+          </w:p>
+        </w:tc>
+        <w:tc>
+          <w:tcPr>
+            <w:tcW w:type="dxa" w:w="2381"/>
+          </w:tcPr>
+          <w:p>
+            <w:r/>
+            <w:r>
+              <w:rPr>
+                <w:rFonts w:ascii="宋体" w:hAnsi="宋体" w:eastAsia="宋体"/>
+                <w:b w:val="0"/>
+                <w:sz w:val="21"/>
+              </w:rPr>
+              <w:t>开课管理 → 开课设置 → 开课时间设置</w:t>
+            </w:r>
+          </w:p>
+        </w:tc>
+        <w:tc>
+          <w:tcPr>
+            <w:tcW w:type="dxa" w:w="907"/>
+          </w:tcPr>
+          <w:p>
+            <w:r/>
+            <w:r>
+              <w:rPr>
+                <w:rFonts w:ascii="宋体" w:hAnsi="宋体" w:eastAsia="宋体"/>
+                <w:b w:val="0"/>
+                <w:sz w:val="21"/>
+              </w:rPr>
+              <w:t>规则</w:t>
+            </w:r>
+          </w:p>
+        </w:tc>
+        <w:tc>
+          <w:tcPr>
+            <w:tcW w:type="dxa" w:w="1134"/>
+          </w:tcPr>
+          <w:p>
+            <w:r/>
+            <w:r>
+              <w:rPr>
+                <w:rFonts w:ascii="宋体" w:hAnsi="宋体" w:eastAsia="宋体"/>
+                <w:b w:val="0"/>
+                <w:sz w:val="21"/>
+              </w:rPr>
+              <w:t>BR004</w:t>
+            </w:r>
+          </w:p>
+        </w:tc>
+        <w:tc>
+          <w:tcPr>
+            <w:tcW w:type="dxa" w:w="1814"/>
+          </w:tcPr>
+          <w:p>
+            <w:r/>
+            <w:r>
+              <w:rPr>
+                <w:rFonts w:ascii="宋体" w:hAnsi="宋体" w:eastAsia="宋体"/>
+                <w:b w:val="0"/>
+                <w:sz w:val="21"/>
+              </w:rPr>
+              <w:t>学院授课确认截止</w:t>
+            </w:r>
+          </w:p>
+        </w:tc>
+        <w:tc>
+          <w:tcPr>
+            <w:tcW w:type="dxa" w:w="907"/>
+          </w:tcPr>
+          <w:p>
+            <w:r/>
+            <w:r>
+              <w:rPr>
+                <w:rFonts w:ascii="宋体" w:hAnsi="宋体" w:eastAsia="宋体"/>
+                <w:b w:val="0"/>
+                <w:sz w:val="21"/>
+              </w:rPr>
+              <w:t>新增</w:t>
+            </w:r>
+          </w:p>
+        </w:tc>
+        <w:tc>
+          <w:tcPr>
+            <w:tcW w:type="dxa" w:w="5102"/>
+          </w:tcPr>
+          <w:p>
+            <w:r/>
+            <w:r>
+              <w:rPr>
+                <w:rFonts w:ascii="宋体" w:hAnsi="宋体" w:eastAsia="宋体"/>
+                <w:b w:val="0"/>
+                <w:sz w:val="21"/>
+              </w:rPr>
+              <w:t>新增学院覆盖与解析优先级规则</w:t>
+            </w:r>
+          </w:p>
+        </w:tc>
+        <w:tc>
+          <w:tcPr>
+            <w:tcW w:type="dxa" w:w="1134"/>
+          </w:tcPr>
+          <w:p>
+            <w:r/>
+            <w:r>
+              <w:rPr>
+                <w:rFonts w:ascii="宋体" w:hAnsi="宋体" w:eastAsia="宋体"/>
+                <w:b w:val="0"/>
+                <w:sz w:val="21"/>
+              </w:rPr>
+              <w:t>已明确</w:t>
+            </w:r>
+          </w:p>
+        </w:tc>
+      </w:tr>
+      <w:tr>
+        <w:tc>
+          <w:tcPr>
+            <w:tcW w:type="dxa" w:w="567"/>
+          </w:tcPr>
+          <w:p>
+            <w:r/>
+            <w:r>
+              <w:rPr>
+                <w:rFonts w:ascii="宋体" w:hAnsi="宋体" w:eastAsia="宋体"/>
+                <w:b w:val="0"/>
+                <w:sz w:val="21"/>
+              </w:rPr>
+              <w:t>4</w:t>
+            </w:r>
+          </w:p>
+        </w:tc>
+        <w:tc>
+          <w:tcPr>
+            <w:tcW w:type="dxa" w:w="2381"/>
+          </w:tcPr>
+          <w:p>
+            <w:r/>
+            <w:r>
+              <w:rPr>
+                <w:rFonts w:ascii="宋体" w:hAnsi="宋体" w:eastAsia="宋体"/>
+                <w:b w:val="0"/>
+                <w:sz w:val="21"/>
+              </w:rPr>
+              <w:t>开课管理 → 开课设置 → 开课时间设置</w:t>
+            </w:r>
+          </w:p>
+        </w:tc>
+        <w:tc>
+          <w:tcPr>
+            <w:tcW w:type="dxa" w:w="907"/>
+          </w:tcPr>
+          <w:p>
+            <w:r/>
+            <w:r>
+              <w:rPr>
+                <w:rFonts w:ascii="宋体" w:hAnsi="宋体" w:eastAsia="宋体"/>
+                <w:b w:val="0"/>
+                <w:sz w:val="21"/>
+              </w:rPr>
+              <w:t>字段</w:t>
+            </w:r>
+          </w:p>
+        </w:tc>
+        <w:tc>
+          <w:tcPr>
+            <w:tcW w:type="dxa" w:w="1134"/>
+          </w:tcPr>
+          <w:p>
+            <w:r/>
+            <w:r>
+              <w:rPr>
+                <w:rFonts w:ascii="宋体" w:hAnsi="宋体" w:eastAsia="宋体"/>
+                <w:b w:val="0"/>
+                <w:sz w:val="21"/>
+              </w:rPr>
+              <w:t>FD050/FD051</w:t>
+            </w:r>
+          </w:p>
+        </w:tc>
+        <w:tc>
+          <w:tcPr>
+            <w:tcW w:type="dxa" w:w="1814"/>
+          </w:tcPr>
+          <w:p>
+            <w:r/>
+            <w:r>
+              <w:rPr>
+                <w:rFonts w:ascii="宋体" w:hAnsi="宋体" w:eastAsia="宋体"/>
+                <w:b w:val="0"/>
+                <w:sz w:val="21"/>
+              </w:rPr>
+              <w:t>教学周数/状态</w:t>
+            </w:r>
+          </w:p>
+        </w:tc>
+        <w:tc>
+          <w:tcPr>
+            <w:tcW w:type="dxa" w:w="907"/>
+          </w:tcPr>
+          <w:p>
+            <w:r/>
+            <w:r>
+              <w:rPr>
+                <w:rFonts w:ascii="宋体" w:hAnsi="宋体" w:eastAsia="宋体"/>
+                <w:b w:val="0"/>
+                <w:sz w:val="21"/>
+              </w:rPr>
+              <w:t>新增</w:t>
+            </w:r>
+          </w:p>
+        </w:tc>
+        <w:tc>
+          <w:tcPr>
+            <w:tcW w:type="dxa" w:w="5102"/>
+          </w:tcPr>
+          <w:p>
+            <w:r/>
+            <w:r>
+              <w:rPr>
+                <w:rFonts w:ascii="宋体" w:hAnsi="宋体" w:eastAsia="宋体"/>
+                <w:b w:val="0"/>
+                <w:sz w:val="21"/>
+              </w:rPr>
+              <w:t>列表补齐原型可见列</w:t>
+            </w:r>
+          </w:p>
+        </w:tc>
+        <w:tc>
+          <w:tcPr>
+            <w:tcW w:type="dxa" w:w="1134"/>
+          </w:tcPr>
+          <w:p>
+            <w:r/>
+            <w:r>
+              <w:rPr>
+                <w:rFonts w:ascii="宋体" w:hAnsi="宋体" w:eastAsia="宋体"/>
+                <w:b w:val="0"/>
+                <w:sz w:val="21"/>
+              </w:rPr>
+              <w:t>已明确</w:t>
+            </w:r>
+          </w:p>
+        </w:tc>
+      </w:tr>
+      <w:tr>
+        <w:tc>
+          <w:tcPr>
+            <w:tcW w:type="dxa" w:w="567"/>
+          </w:tcPr>
+          <w:p>
+            <w:r/>
+            <w:r>
+              <w:rPr>
+                <w:rFonts w:ascii="宋体" w:hAnsi="宋体" w:eastAsia="宋体"/>
+                <w:b w:val="0"/>
+                <w:sz w:val="21"/>
+              </w:rPr>
+              <w:t>5</w:t>
+            </w:r>
+          </w:p>
+        </w:tc>
+        <w:tc>
+          <w:tcPr>
+            <w:tcW w:type="dxa" w:w="2381"/>
+          </w:tcPr>
+          <w:p>
+            <w:r/>
+            <w:r>
+              <w:rPr>
+                <w:rFonts w:ascii="宋体" w:hAnsi="宋体" w:eastAsia="宋体"/>
+                <w:b w:val="0"/>
+                <w:sz w:val="21"/>
+              </w:rPr>
+              <w:t>开课管理 → 开课设置 → 开课时间设置</w:t>
+            </w:r>
+          </w:p>
+        </w:tc>
+        <w:tc>
+          <w:tcPr>
+            <w:tcW w:type="dxa" w:w="907"/>
+          </w:tcPr>
+          <w:p>
+            <w:r/>
+            <w:r>
+              <w:rPr>
+                <w:rFonts w:ascii="宋体" w:hAnsi="宋体" w:eastAsia="宋体"/>
+                <w:b w:val="0"/>
+                <w:sz w:val="21"/>
+              </w:rPr>
+              <w:t>字段</w:t>
+            </w:r>
+          </w:p>
+        </w:tc>
+        <w:tc>
+          <w:tcPr>
+            <w:tcW w:type="dxa" w:w="1134"/>
+          </w:tcPr>
+          <w:p>
+            <w:r/>
+            <w:r>
+              <w:rPr>
+                <w:rFonts w:ascii="宋体" w:hAnsi="宋体" w:eastAsia="宋体"/>
+                <w:b w:val="0"/>
+                <w:sz w:val="21"/>
+              </w:rPr>
+              <w:t>FD002–FD006</w:t>
+            </w:r>
+          </w:p>
+        </w:tc>
+        <w:tc>
+          <w:tcPr>
+            <w:tcW w:type="dxa" w:w="1814"/>
+          </w:tcPr>
+          <w:p>
+            <w:r/>
+            <w:r>
+              <w:rPr>
+                <w:rFonts w:ascii="宋体" w:hAnsi="宋体" w:eastAsia="宋体"/>
+                <w:b w:val="0"/>
+                <w:sz w:val="21"/>
+              </w:rPr>
+              <w:t>查询展开条件</w:t>
+            </w:r>
+          </w:p>
+        </w:tc>
+        <w:tc>
+          <w:tcPr>
+            <w:tcW w:type="dxa" w:w="907"/>
+          </w:tcPr>
+          <w:p>
+            <w:r/>
+            <w:r>
+              <w:rPr>
+                <w:rFonts w:ascii="宋体" w:hAnsi="宋体" w:eastAsia="宋体"/>
+                <w:b w:val="0"/>
+                <w:sz w:val="21"/>
+              </w:rPr>
+              <w:t>新增</w:t>
+            </w:r>
+          </w:p>
+        </w:tc>
+        <w:tc>
+          <w:tcPr>
+            <w:tcW w:type="dxa" w:w="5102"/>
+          </w:tcPr>
+          <w:p>
+            <w:r/>
+            <w:r>
+              <w:rPr>
+                <w:rFonts w:ascii="宋体" w:hAnsi="宋体" w:eastAsia="宋体"/>
+                <w:b w:val="0"/>
+                <w:sz w:val="21"/>
+              </w:rPr>
+              <w:t>默认展示学期 + 展开区状态/周数/范围/截止日</w:t>
+            </w:r>
+          </w:p>
+        </w:tc>
+        <w:tc>
+          <w:tcPr>
+            <w:tcW w:type="dxa" w:w="1134"/>
+          </w:tcPr>
+          <w:p>
+            <w:r/>
+            <w:r>
+              <w:rPr>
+                <w:rFonts w:ascii="宋体" w:hAnsi="宋体" w:eastAsia="宋体"/>
+                <w:b w:val="0"/>
+                <w:sz w:val="21"/>
+              </w:rPr>
+              <w:t>已明确</w:t>
+            </w:r>
+          </w:p>
+        </w:tc>
+      </w:tr>
+      <w:tr>
+        <w:tc>
+          <w:tcPr>
+            <w:tcW w:type="dxa" w:w="567"/>
+          </w:tcPr>
+          <w:p>
+            <w:r/>
+            <w:r>
+              <w:rPr>
+                <w:rFonts w:ascii="宋体" w:hAnsi="宋体" w:eastAsia="宋体"/>
+                <w:b w:val="0"/>
+                <w:sz w:val="21"/>
+              </w:rPr>
+              <w:t>6</w:t>
+            </w:r>
+          </w:p>
+        </w:tc>
+        <w:tc>
+          <w:tcPr>
+            <w:tcW w:type="dxa" w:w="2381"/>
+          </w:tcPr>
+          <w:p>
+            <w:r/>
+            <w:r>
+              <w:rPr>
+                <w:rFonts w:ascii="宋体" w:hAnsi="宋体" w:eastAsia="宋体"/>
+                <w:b w:val="0"/>
+                <w:sz w:val="21"/>
+              </w:rPr>
+              <w:t>开课管理 → 开课设置 → 开课时间设置</w:t>
+            </w:r>
+          </w:p>
+        </w:tc>
+        <w:tc>
+          <w:tcPr>
+            <w:tcW w:type="dxa" w:w="907"/>
+          </w:tcPr>
+          <w:p>
+            <w:r/>
+            <w:r>
+              <w:rPr>
+                <w:rFonts w:ascii="宋体" w:hAnsi="宋体" w:eastAsia="宋体"/>
+                <w:b w:val="0"/>
+                <w:sz w:val="21"/>
+              </w:rPr>
+              <w:t>功能</w:t>
+            </w:r>
+          </w:p>
+        </w:tc>
+        <w:tc>
+          <w:tcPr>
+            <w:tcW w:type="dxa" w:w="1134"/>
+          </w:tcPr>
+          <w:p>
+            <w:r/>
+            <w:r>
+              <w:rPr>
+                <w:rFonts w:ascii="宋体" w:hAnsi="宋体" w:eastAsia="宋体"/>
+                <w:b w:val="0"/>
+                <w:sz w:val="21"/>
+              </w:rPr>
+              <w:t>F005–F009</w:t>
+            </w:r>
+          </w:p>
+        </w:tc>
+        <w:tc>
+          <w:tcPr>
+            <w:tcW w:type="dxa" w:w="1814"/>
+          </w:tcPr>
+          <w:p>
+            <w:r/>
+            <w:r>
+              <w:rPr>
+                <w:rFonts w:ascii="宋体" w:hAnsi="宋体" w:eastAsia="宋体"/>
+                <w:b w:val="0"/>
+                <w:sz w:val="21"/>
+              </w:rPr>
+              <w:t>重置/展开/删除/导出/修改</w:t>
+            </w:r>
+          </w:p>
+        </w:tc>
+        <w:tc>
+          <w:tcPr>
+            <w:tcW w:type="dxa" w:w="907"/>
+          </w:tcPr>
+          <w:p>
+            <w:r/>
+            <w:r>
+              <w:rPr>
+                <w:rFonts w:ascii="宋体" w:hAnsi="宋体" w:eastAsia="宋体"/>
+                <w:b w:val="0"/>
+                <w:sz w:val="21"/>
+              </w:rPr>
+              <w:t>新增</w:t>
+            </w:r>
+          </w:p>
+        </w:tc>
+        <w:tc>
+          <w:tcPr>
+            <w:tcW w:type="dxa" w:w="5102"/>
+          </w:tcPr>
+          <w:p>
+            <w:r/>
+            <w:r>
+              <w:rPr>
+                <w:rFonts w:ascii="宋体" w:hAnsi="宋体" w:eastAsia="宋体"/>
+                <w:b w:val="0"/>
+                <w:sz w:val="21"/>
+              </w:rPr>
+              <w:t>对齐工具栏与查询区可见能力</w:t>
+            </w:r>
+          </w:p>
+        </w:tc>
+        <w:tc>
+          <w:tcPr>
+            <w:tcW w:type="dxa" w:w="1134"/>
+          </w:tcPr>
+          <w:p>
+            <w:r/>
+            <w:r>
+              <w:rPr>
+                <w:rFonts w:ascii="宋体" w:hAnsi="宋体" w:eastAsia="宋体"/>
+                <w:b w:val="0"/>
+                <w:sz w:val="21"/>
+              </w:rPr>
+              <w:t>已明确</w:t>
+            </w:r>
+          </w:p>
+        </w:tc>
+      </w:tr>
+      <w:tr>
+        <w:tc>
+          <w:tcPr>
+            <w:tcW w:type="dxa" w:w="567"/>
+          </w:tcPr>
+          <w:p>
+            <w:r/>
+            <w:r>
+              <w:rPr>
+                <w:rFonts w:ascii="宋体" w:hAnsi="宋体" w:eastAsia="宋体"/>
+                <w:b w:val="0"/>
+                <w:sz w:val="21"/>
+              </w:rPr>
+              <w:t>7</w:t>
+            </w:r>
+          </w:p>
+        </w:tc>
+        <w:tc>
+          <w:tcPr>
+            <w:tcW w:type="dxa" w:w="2381"/>
+          </w:tcPr>
+          <w:p>
+            <w:r/>
+            <w:r>
+              <w:rPr>
+                <w:rFonts w:ascii="宋体" w:hAnsi="宋体" w:eastAsia="宋体"/>
+                <w:b w:val="0"/>
+                <w:sz w:val="21"/>
+              </w:rPr>
+              <w:t>开课管理 → 开课设置 → 开课时间设置</w:t>
+            </w:r>
+          </w:p>
+        </w:tc>
+        <w:tc>
+          <w:tcPr>
+            <w:tcW w:type="dxa" w:w="907"/>
+          </w:tcPr>
+          <w:p>
+            <w:r/>
+            <w:r>
+              <w:rPr>
+                <w:rFonts w:ascii="宋体" w:hAnsi="宋体" w:eastAsia="宋体"/>
+                <w:b w:val="0"/>
+                <w:sz w:val="21"/>
+              </w:rPr>
+              <w:t>规则</w:t>
+            </w:r>
+          </w:p>
+        </w:tc>
+        <w:tc>
+          <w:tcPr>
+            <w:tcW w:type="dxa" w:w="1134"/>
+          </w:tcPr>
+          <w:p>
+            <w:r/>
+            <w:r>
+              <w:rPr>
+                <w:rFonts w:ascii="宋体" w:hAnsi="宋体" w:eastAsia="宋体"/>
+                <w:b w:val="0"/>
+                <w:sz w:val="21"/>
+              </w:rPr>
+              <w:t>BR005</w:t>
+            </w:r>
+          </w:p>
+        </w:tc>
+        <w:tc>
+          <w:tcPr>
+            <w:tcW w:type="dxa" w:w="1814"/>
+          </w:tcPr>
+          <w:p>
+            <w:r/>
+            <w:r>
+              <w:rPr>
+                <w:rFonts w:ascii="宋体" w:hAnsi="宋体" w:eastAsia="宋体"/>
+                <w:b w:val="0"/>
+                <w:sz w:val="21"/>
+              </w:rPr>
+              <w:t>开课窗口状态</w:t>
+            </w:r>
+          </w:p>
+        </w:tc>
+        <w:tc>
+          <w:tcPr>
+            <w:tcW w:type="dxa" w:w="907"/>
+          </w:tcPr>
+          <w:p>
+            <w:r/>
+            <w:r>
+              <w:rPr>
+                <w:rFonts w:ascii="宋体" w:hAnsi="宋体" w:eastAsia="宋体"/>
+                <w:b w:val="0"/>
+                <w:sz w:val="21"/>
+              </w:rPr>
+              <w:t>新增</w:t>
+            </w:r>
+          </w:p>
+        </w:tc>
+        <w:tc>
+          <w:tcPr>
+            <w:tcW w:type="dxa" w:w="5102"/>
+          </w:tcPr>
+          <w:p>
+            <w:r/>
+            <w:r>
+              <w:rPr>
+                <w:rFonts w:ascii="宋体" w:hAnsi="宋体" w:eastAsia="宋体"/>
+                <w:b w:val="0"/>
+                <w:sz w:val="21"/>
+              </w:rPr>
+              <w:t>开放中/已截止计算口径</w:t>
+            </w:r>
+          </w:p>
+        </w:tc>
+        <w:tc>
+          <w:tcPr>
+            <w:tcW w:type="dxa" w:w="1134"/>
+          </w:tcPr>
+          <w:p>
+            <w:r/>
+            <w:r>
+              <w:rPr>
+                <w:rFonts w:ascii="宋体" w:hAnsi="宋体" w:eastAsia="宋体"/>
+                <w:b w:val="0"/>
+                <w:sz w:val="21"/>
+              </w:rPr>
+              <w:t>已明确</w:t>
+            </w:r>
+          </w:p>
+        </w:tc>
+      </w:tr>
+      <w:tr>
+        <w:tc>
+          <w:tcPr>
+            <w:tcW w:type="dxa" w:w="567"/>
+          </w:tcPr>
+          <w:p>
+            <w:r/>
+            <w:r>
+              <w:rPr>
+                <w:rFonts w:ascii="宋体" w:hAnsi="宋体" w:eastAsia="宋体"/>
+                <w:b w:val="0"/>
+                <w:sz w:val="21"/>
+              </w:rPr>
+              <w:t>8</w:t>
+            </w:r>
+          </w:p>
+        </w:tc>
+        <w:tc>
+          <w:tcPr>
+            <w:tcW w:type="dxa" w:w="2381"/>
+          </w:tcPr>
+          <w:p>
+            <w:r/>
+            <w:r>
+              <w:rPr>
+                <w:rFonts w:ascii="宋体" w:hAnsi="宋体" w:eastAsia="宋体"/>
+                <w:b w:val="0"/>
+                <w:sz w:val="21"/>
+              </w:rPr>
+              <w:t>开课管理 → 开课设置 → 开课时间设置</w:t>
+            </w:r>
+          </w:p>
+        </w:tc>
+        <w:tc>
+          <w:tcPr>
+            <w:tcW w:type="dxa" w:w="907"/>
+          </w:tcPr>
+          <w:p>
+            <w:r/>
+            <w:r>
+              <w:rPr>
+                <w:rFonts w:ascii="宋体" w:hAnsi="宋体" w:eastAsia="宋体"/>
+                <w:b w:val="0"/>
+                <w:sz w:val="21"/>
+              </w:rPr>
+              <w:t>其他</w:t>
             </w:r>
           </w:p>
         </w:tc>
@@ -740,6 +1651,7 @@
                 <w:b w:val="0"/>
                 <w:sz w:val="21"/>
               </w:rPr>
+              <w:t>客户确认基线</w:t>
             </w:r>
           </w:p>
         </w:tc>
@@ -755,6 +1667,7 @@
                 <w:b w:val="0"/>
                 <w:sz w:val="21"/>
               </w:rPr>
+              <w:t>澄清</w:t>
             </w:r>
           </w:p>
         </w:tc>
@@ -770,7 +1683,7 @@
                 <w:b w:val="0"/>
                 <w:sz w:val="21"/>
               </w:rPr>
-              <w:t>（空）</w:t>
+              <w:t>客户确认现行原型为本版交付基线</w:t>
             </w:r>
           </w:p>
         </w:tc>
@@ -786,861 +1699,7 @@
                 <w:b w:val="0"/>
                 <w:sz w:val="21"/>
               </w:rPr>
-              <w:t>未确认</w:t>
-            </w:r>
-          </w:p>
-        </w:tc>
-      </w:tr>
-      <w:tr>
-        <w:tc>
-          <w:tcPr>
-            <w:tcW w:type="dxa" w:w="567"/>
-          </w:tcPr>
-          <w:p>
-            <w:r/>
-            <w:r>
-              <w:rPr>
-                <w:rFonts w:ascii="宋体" w:hAnsi="宋体" w:eastAsia="宋体"/>
-                <w:b w:val="0"/>
-                <w:sz w:val="21"/>
-              </w:rPr>
-            </w:r>
-          </w:p>
-        </w:tc>
-        <w:tc>
-          <w:tcPr>
-            <w:tcW w:type="dxa" w:w="2381"/>
-          </w:tcPr>
-          <w:p>
-            <w:r/>
-            <w:r>
-              <w:rPr>
-                <w:rFonts w:ascii="宋体" w:hAnsi="宋体" w:eastAsia="宋体"/>
-                <w:b w:val="0"/>
-                <w:sz w:val="21"/>
-              </w:rPr>
-            </w:r>
-          </w:p>
-        </w:tc>
-        <w:tc>
-          <w:tcPr>
-            <w:tcW w:type="dxa" w:w="907"/>
-          </w:tcPr>
-          <w:p>
-            <w:r/>
-            <w:r>
-              <w:rPr>
-                <w:rFonts w:ascii="宋体" w:hAnsi="宋体" w:eastAsia="宋体"/>
-                <w:b w:val="0"/>
-                <w:sz w:val="21"/>
-              </w:rPr>
-            </w:r>
-          </w:p>
-        </w:tc>
-        <w:tc>
-          <w:tcPr>
-            <w:tcW w:type="dxa" w:w="1134"/>
-          </w:tcPr>
-          <w:p>
-            <w:r/>
-            <w:r>
-              <w:rPr>
-                <w:rFonts w:ascii="宋体" w:hAnsi="宋体" w:eastAsia="宋体"/>
-                <w:b w:val="0"/>
-                <w:sz w:val="21"/>
-              </w:rPr>
-            </w:r>
-          </w:p>
-        </w:tc>
-        <w:tc>
-          <w:tcPr>
-            <w:tcW w:type="dxa" w:w="1814"/>
-          </w:tcPr>
-          <w:p>
-            <w:r/>
-            <w:r>
-              <w:rPr>
-                <w:rFonts w:ascii="宋体" w:hAnsi="宋体" w:eastAsia="宋体"/>
-                <w:b w:val="0"/>
-                <w:sz w:val="21"/>
-              </w:rPr>
-            </w:r>
-          </w:p>
-        </w:tc>
-        <w:tc>
-          <w:tcPr>
-            <w:tcW w:type="dxa" w:w="907"/>
-          </w:tcPr>
-          <w:p>
-            <w:r/>
-            <w:r>
-              <w:rPr>
-                <w:rFonts w:ascii="宋体" w:hAnsi="宋体" w:eastAsia="宋体"/>
-                <w:b w:val="0"/>
-                <w:sz w:val="21"/>
-              </w:rPr>
-            </w:r>
-          </w:p>
-        </w:tc>
-        <w:tc>
-          <w:tcPr>
-            <w:tcW w:type="dxa" w:w="5102"/>
-          </w:tcPr>
-          <w:p>
-            <w:r/>
-            <w:r>
-              <w:rPr>
-                <w:rFonts w:ascii="宋体" w:hAnsi="宋体" w:eastAsia="宋体"/>
-                <w:b w:val="0"/>
-                <w:sz w:val="21"/>
-              </w:rPr>
-            </w:r>
-          </w:p>
-        </w:tc>
-        <w:tc>
-          <w:tcPr>
-            <w:tcW w:type="dxa" w:w="1134"/>
-          </w:tcPr>
-          <w:p>
-            <w:r/>
-            <w:r>
-              <w:rPr>
-                <w:rFonts w:ascii="宋体" w:hAnsi="宋体" w:eastAsia="宋体"/>
-                <w:b w:val="0"/>
-                <w:sz w:val="21"/>
-              </w:rPr>
-            </w:r>
-          </w:p>
-        </w:tc>
-      </w:tr>
-      <w:tr>
-        <w:tc>
-          <w:tcPr>
-            <w:tcW w:type="dxa" w:w="567"/>
-          </w:tcPr>
-          <w:p>
-            <w:r/>
-            <w:r>
-              <w:rPr>
-                <w:rFonts w:ascii="宋体" w:hAnsi="宋体" w:eastAsia="宋体"/>
-                <w:b w:val="0"/>
-                <w:sz w:val="21"/>
-              </w:rPr>
-            </w:r>
-          </w:p>
-        </w:tc>
-        <w:tc>
-          <w:tcPr>
-            <w:tcW w:type="dxa" w:w="2381"/>
-          </w:tcPr>
-          <w:p>
-            <w:r/>
-            <w:r>
-              <w:rPr>
-                <w:rFonts w:ascii="宋体" w:hAnsi="宋体" w:eastAsia="宋体"/>
-                <w:b w:val="0"/>
-                <w:sz w:val="21"/>
-              </w:rPr>
-            </w:r>
-          </w:p>
-        </w:tc>
-        <w:tc>
-          <w:tcPr>
-            <w:tcW w:type="dxa" w:w="907"/>
-          </w:tcPr>
-          <w:p>
-            <w:r/>
-            <w:r>
-              <w:rPr>
-                <w:rFonts w:ascii="宋体" w:hAnsi="宋体" w:eastAsia="宋体"/>
-                <w:b w:val="0"/>
-                <w:sz w:val="21"/>
-              </w:rPr>
-            </w:r>
-          </w:p>
-        </w:tc>
-        <w:tc>
-          <w:tcPr>
-            <w:tcW w:type="dxa" w:w="1134"/>
-          </w:tcPr>
-          <w:p>
-            <w:r/>
-            <w:r>
-              <w:rPr>
-                <w:rFonts w:ascii="宋体" w:hAnsi="宋体" w:eastAsia="宋体"/>
-                <w:b w:val="0"/>
-                <w:sz w:val="21"/>
-              </w:rPr>
-            </w:r>
-          </w:p>
-        </w:tc>
-        <w:tc>
-          <w:tcPr>
-            <w:tcW w:type="dxa" w:w="1814"/>
-          </w:tcPr>
-          <w:p>
-            <w:r/>
-            <w:r>
-              <w:rPr>
-                <w:rFonts w:ascii="宋体" w:hAnsi="宋体" w:eastAsia="宋体"/>
-                <w:b w:val="0"/>
-                <w:sz w:val="21"/>
-              </w:rPr>
-            </w:r>
-          </w:p>
-        </w:tc>
-        <w:tc>
-          <w:tcPr>
-            <w:tcW w:type="dxa" w:w="907"/>
-          </w:tcPr>
-          <w:p>
-            <w:r/>
-            <w:r>
-              <w:rPr>
-                <w:rFonts w:ascii="宋体" w:hAnsi="宋体" w:eastAsia="宋体"/>
-                <w:b w:val="0"/>
-                <w:sz w:val="21"/>
-              </w:rPr>
-            </w:r>
-          </w:p>
-        </w:tc>
-        <w:tc>
-          <w:tcPr>
-            <w:tcW w:type="dxa" w:w="5102"/>
-          </w:tcPr>
-          <w:p>
-            <w:r/>
-            <w:r>
-              <w:rPr>
-                <w:rFonts w:ascii="宋体" w:hAnsi="宋体" w:eastAsia="宋体"/>
-                <w:b w:val="0"/>
-                <w:sz w:val="21"/>
-              </w:rPr>
-            </w:r>
-          </w:p>
-        </w:tc>
-        <w:tc>
-          <w:tcPr>
-            <w:tcW w:type="dxa" w:w="1134"/>
-          </w:tcPr>
-          <w:p>
-            <w:r/>
-            <w:r>
-              <w:rPr>
-                <w:rFonts w:ascii="宋体" w:hAnsi="宋体" w:eastAsia="宋体"/>
-                <w:b w:val="0"/>
-                <w:sz w:val="21"/>
-              </w:rPr>
-            </w:r>
-          </w:p>
-        </w:tc>
-      </w:tr>
-      <w:tr>
-        <w:tc>
-          <w:tcPr>
-            <w:tcW w:type="dxa" w:w="567"/>
-          </w:tcPr>
-          <w:p>
-            <w:r/>
-            <w:r>
-              <w:rPr>
-                <w:rFonts w:ascii="宋体" w:hAnsi="宋体" w:eastAsia="宋体"/>
-                <w:b w:val="0"/>
-                <w:sz w:val="21"/>
-              </w:rPr>
-            </w:r>
-          </w:p>
-        </w:tc>
-        <w:tc>
-          <w:tcPr>
-            <w:tcW w:type="dxa" w:w="2381"/>
-          </w:tcPr>
-          <w:p>
-            <w:r/>
-            <w:r>
-              <w:rPr>
-                <w:rFonts w:ascii="宋体" w:hAnsi="宋体" w:eastAsia="宋体"/>
-                <w:b w:val="0"/>
-                <w:sz w:val="21"/>
-              </w:rPr>
-            </w:r>
-          </w:p>
-        </w:tc>
-        <w:tc>
-          <w:tcPr>
-            <w:tcW w:type="dxa" w:w="907"/>
-          </w:tcPr>
-          <w:p>
-            <w:r/>
-            <w:r>
-              <w:rPr>
-                <w:rFonts w:ascii="宋体" w:hAnsi="宋体" w:eastAsia="宋体"/>
-                <w:b w:val="0"/>
-                <w:sz w:val="21"/>
-              </w:rPr>
-            </w:r>
-          </w:p>
-        </w:tc>
-        <w:tc>
-          <w:tcPr>
-            <w:tcW w:type="dxa" w:w="1134"/>
-          </w:tcPr>
-          <w:p>
-            <w:r/>
-            <w:r>
-              <w:rPr>
-                <w:rFonts w:ascii="宋体" w:hAnsi="宋体" w:eastAsia="宋体"/>
-                <w:b w:val="0"/>
-                <w:sz w:val="21"/>
-              </w:rPr>
-            </w:r>
-          </w:p>
-        </w:tc>
-        <w:tc>
-          <w:tcPr>
-            <w:tcW w:type="dxa" w:w="1814"/>
-          </w:tcPr>
-          <w:p>
-            <w:r/>
-            <w:r>
-              <w:rPr>
-                <w:rFonts w:ascii="宋体" w:hAnsi="宋体" w:eastAsia="宋体"/>
-                <w:b w:val="0"/>
-                <w:sz w:val="21"/>
-              </w:rPr>
-            </w:r>
-          </w:p>
-        </w:tc>
-        <w:tc>
-          <w:tcPr>
-            <w:tcW w:type="dxa" w:w="907"/>
-          </w:tcPr>
-          <w:p>
-            <w:r/>
-            <w:r>
-              <w:rPr>
-                <w:rFonts w:ascii="宋体" w:hAnsi="宋体" w:eastAsia="宋体"/>
-                <w:b w:val="0"/>
-                <w:sz w:val="21"/>
-              </w:rPr>
-            </w:r>
-          </w:p>
-        </w:tc>
-        <w:tc>
-          <w:tcPr>
-            <w:tcW w:type="dxa" w:w="5102"/>
-          </w:tcPr>
-          <w:p>
-            <w:r/>
-            <w:r>
-              <w:rPr>
-                <w:rFonts w:ascii="宋体" w:hAnsi="宋体" w:eastAsia="宋体"/>
-                <w:b w:val="0"/>
-                <w:sz w:val="21"/>
-              </w:rPr>
-            </w:r>
-          </w:p>
-        </w:tc>
-        <w:tc>
-          <w:tcPr>
-            <w:tcW w:type="dxa" w:w="1134"/>
-          </w:tcPr>
-          <w:p>
-            <w:r/>
-            <w:r>
-              <w:rPr>
-                <w:rFonts w:ascii="宋体" w:hAnsi="宋体" w:eastAsia="宋体"/>
-                <w:b w:val="0"/>
-                <w:sz w:val="21"/>
-              </w:rPr>
-            </w:r>
-          </w:p>
-        </w:tc>
-      </w:tr>
-      <w:tr>
-        <w:tc>
-          <w:tcPr>
-            <w:tcW w:type="dxa" w:w="567"/>
-          </w:tcPr>
-          <w:p>
-            <w:r/>
-            <w:r>
-              <w:rPr>
-                <w:rFonts w:ascii="宋体" w:hAnsi="宋体" w:eastAsia="宋体"/>
-                <w:b w:val="0"/>
-                <w:sz w:val="21"/>
-              </w:rPr>
-            </w:r>
-          </w:p>
-        </w:tc>
-        <w:tc>
-          <w:tcPr>
-            <w:tcW w:type="dxa" w:w="2381"/>
-          </w:tcPr>
-          <w:p>
-            <w:r/>
-            <w:r>
-              <w:rPr>
-                <w:rFonts w:ascii="宋体" w:hAnsi="宋体" w:eastAsia="宋体"/>
-                <w:b w:val="0"/>
-                <w:sz w:val="21"/>
-              </w:rPr>
-            </w:r>
-          </w:p>
-        </w:tc>
-        <w:tc>
-          <w:tcPr>
-            <w:tcW w:type="dxa" w:w="907"/>
-          </w:tcPr>
-          <w:p>
-            <w:r/>
-            <w:r>
-              <w:rPr>
-                <w:rFonts w:ascii="宋体" w:hAnsi="宋体" w:eastAsia="宋体"/>
-                <w:b w:val="0"/>
-                <w:sz w:val="21"/>
-              </w:rPr>
-            </w:r>
-          </w:p>
-        </w:tc>
-        <w:tc>
-          <w:tcPr>
-            <w:tcW w:type="dxa" w:w="1134"/>
-          </w:tcPr>
-          <w:p>
-            <w:r/>
-            <w:r>
-              <w:rPr>
-                <w:rFonts w:ascii="宋体" w:hAnsi="宋体" w:eastAsia="宋体"/>
-                <w:b w:val="0"/>
-                <w:sz w:val="21"/>
-              </w:rPr>
-            </w:r>
-          </w:p>
-        </w:tc>
-        <w:tc>
-          <w:tcPr>
-            <w:tcW w:type="dxa" w:w="1814"/>
-          </w:tcPr>
-          <w:p>
-            <w:r/>
-            <w:r>
-              <w:rPr>
-                <w:rFonts w:ascii="宋体" w:hAnsi="宋体" w:eastAsia="宋体"/>
-                <w:b w:val="0"/>
-                <w:sz w:val="21"/>
-              </w:rPr>
-            </w:r>
-          </w:p>
-        </w:tc>
-        <w:tc>
-          <w:tcPr>
-            <w:tcW w:type="dxa" w:w="907"/>
-          </w:tcPr>
-          <w:p>
-            <w:r/>
-            <w:r>
-              <w:rPr>
-                <w:rFonts w:ascii="宋体" w:hAnsi="宋体" w:eastAsia="宋体"/>
-                <w:b w:val="0"/>
-                <w:sz w:val="21"/>
-              </w:rPr>
-            </w:r>
-          </w:p>
-        </w:tc>
-        <w:tc>
-          <w:tcPr>
-            <w:tcW w:type="dxa" w:w="5102"/>
-          </w:tcPr>
-          <w:p>
-            <w:r/>
-            <w:r>
-              <w:rPr>
-                <w:rFonts w:ascii="宋体" w:hAnsi="宋体" w:eastAsia="宋体"/>
-                <w:b w:val="0"/>
-                <w:sz w:val="21"/>
-              </w:rPr>
-            </w:r>
-          </w:p>
-        </w:tc>
-        <w:tc>
-          <w:tcPr>
-            <w:tcW w:type="dxa" w:w="1134"/>
-          </w:tcPr>
-          <w:p>
-            <w:r/>
-            <w:r>
-              <w:rPr>
-                <w:rFonts w:ascii="宋体" w:hAnsi="宋体" w:eastAsia="宋体"/>
-                <w:b w:val="0"/>
-                <w:sz w:val="21"/>
-              </w:rPr>
-            </w:r>
-          </w:p>
-        </w:tc>
-      </w:tr>
-      <w:tr>
-        <w:tc>
-          <w:tcPr>
-            <w:tcW w:type="dxa" w:w="567"/>
-          </w:tcPr>
-          <w:p>
-            <w:r/>
-            <w:r>
-              <w:rPr>
-                <w:rFonts w:ascii="宋体" w:hAnsi="宋体" w:eastAsia="宋体"/>
-                <w:b w:val="0"/>
-                <w:sz w:val="21"/>
-              </w:rPr>
-            </w:r>
-          </w:p>
-        </w:tc>
-        <w:tc>
-          <w:tcPr>
-            <w:tcW w:type="dxa" w:w="2381"/>
-          </w:tcPr>
-          <w:p>
-            <w:r/>
-            <w:r>
-              <w:rPr>
-                <w:rFonts w:ascii="宋体" w:hAnsi="宋体" w:eastAsia="宋体"/>
-                <w:b w:val="0"/>
-                <w:sz w:val="21"/>
-              </w:rPr>
-            </w:r>
-          </w:p>
-        </w:tc>
-        <w:tc>
-          <w:tcPr>
-            <w:tcW w:type="dxa" w:w="907"/>
-          </w:tcPr>
-          <w:p>
-            <w:r/>
-            <w:r>
-              <w:rPr>
-                <w:rFonts w:ascii="宋体" w:hAnsi="宋体" w:eastAsia="宋体"/>
-                <w:b w:val="0"/>
-                <w:sz w:val="21"/>
-              </w:rPr>
-            </w:r>
-          </w:p>
-        </w:tc>
-        <w:tc>
-          <w:tcPr>
-            <w:tcW w:type="dxa" w:w="1134"/>
-          </w:tcPr>
-          <w:p>
-            <w:r/>
-            <w:r>
-              <w:rPr>
-                <w:rFonts w:ascii="宋体" w:hAnsi="宋体" w:eastAsia="宋体"/>
-                <w:b w:val="0"/>
-                <w:sz w:val="21"/>
-              </w:rPr>
-            </w:r>
-          </w:p>
-        </w:tc>
-        <w:tc>
-          <w:tcPr>
-            <w:tcW w:type="dxa" w:w="1814"/>
-          </w:tcPr>
-          <w:p>
-            <w:r/>
-            <w:r>
-              <w:rPr>
-                <w:rFonts w:ascii="宋体" w:hAnsi="宋体" w:eastAsia="宋体"/>
-                <w:b w:val="0"/>
-                <w:sz w:val="21"/>
-              </w:rPr>
-            </w:r>
-          </w:p>
-        </w:tc>
-        <w:tc>
-          <w:tcPr>
-            <w:tcW w:type="dxa" w:w="907"/>
-          </w:tcPr>
-          <w:p>
-            <w:r/>
-            <w:r>
-              <w:rPr>
-                <w:rFonts w:ascii="宋体" w:hAnsi="宋体" w:eastAsia="宋体"/>
-                <w:b w:val="0"/>
-                <w:sz w:val="21"/>
-              </w:rPr>
-            </w:r>
-          </w:p>
-        </w:tc>
-        <w:tc>
-          <w:tcPr>
-            <w:tcW w:type="dxa" w:w="5102"/>
-          </w:tcPr>
-          <w:p>
-            <w:r/>
-            <w:r>
-              <w:rPr>
-                <w:rFonts w:ascii="宋体" w:hAnsi="宋体" w:eastAsia="宋体"/>
-                <w:b w:val="0"/>
-                <w:sz w:val="21"/>
-              </w:rPr>
-            </w:r>
-          </w:p>
-        </w:tc>
-        <w:tc>
-          <w:tcPr>
-            <w:tcW w:type="dxa" w:w="1134"/>
-          </w:tcPr>
-          <w:p>
-            <w:r/>
-            <w:r>
-              <w:rPr>
-                <w:rFonts w:ascii="宋体" w:hAnsi="宋体" w:eastAsia="宋体"/>
-                <w:b w:val="0"/>
-                <w:sz w:val="21"/>
-              </w:rPr>
-            </w:r>
-          </w:p>
-        </w:tc>
-      </w:tr>
-      <w:tr>
-        <w:tc>
-          <w:tcPr>
-            <w:tcW w:type="dxa" w:w="567"/>
-          </w:tcPr>
-          <w:p>
-            <w:r/>
-            <w:r>
-              <w:rPr>
-                <w:rFonts w:ascii="宋体" w:hAnsi="宋体" w:eastAsia="宋体"/>
-                <w:b w:val="0"/>
-                <w:sz w:val="21"/>
-              </w:rPr>
-            </w:r>
-          </w:p>
-        </w:tc>
-        <w:tc>
-          <w:tcPr>
-            <w:tcW w:type="dxa" w:w="2381"/>
-          </w:tcPr>
-          <w:p>
-            <w:r/>
-            <w:r>
-              <w:rPr>
-                <w:rFonts w:ascii="宋体" w:hAnsi="宋体" w:eastAsia="宋体"/>
-                <w:b w:val="0"/>
-                <w:sz w:val="21"/>
-              </w:rPr>
-            </w:r>
-          </w:p>
-        </w:tc>
-        <w:tc>
-          <w:tcPr>
-            <w:tcW w:type="dxa" w:w="907"/>
-          </w:tcPr>
-          <w:p>
-            <w:r/>
-            <w:r>
-              <w:rPr>
-                <w:rFonts w:ascii="宋体" w:hAnsi="宋体" w:eastAsia="宋体"/>
-                <w:b w:val="0"/>
-                <w:sz w:val="21"/>
-              </w:rPr>
-            </w:r>
-          </w:p>
-        </w:tc>
-        <w:tc>
-          <w:tcPr>
-            <w:tcW w:type="dxa" w:w="1134"/>
-          </w:tcPr>
-          <w:p>
-            <w:r/>
-            <w:r>
-              <w:rPr>
-                <w:rFonts w:ascii="宋体" w:hAnsi="宋体" w:eastAsia="宋体"/>
-                <w:b w:val="0"/>
-                <w:sz w:val="21"/>
-              </w:rPr>
-            </w:r>
-          </w:p>
-        </w:tc>
-        <w:tc>
-          <w:tcPr>
-            <w:tcW w:type="dxa" w:w="1814"/>
-          </w:tcPr>
-          <w:p>
-            <w:r/>
-            <w:r>
-              <w:rPr>
-                <w:rFonts w:ascii="宋体" w:hAnsi="宋体" w:eastAsia="宋体"/>
-                <w:b w:val="0"/>
-                <w:sz w:val="21"/>
-              </w:rPr>
-            </w:r>
-          </w:p>
-        </w:tc>
-        <w:tc>
-          <w:tcPr>
-            <w:tcW w:type="dxa" w:w="907"/>
-          </w:tcPr>
-          <w:p>
-            <w:r/>
-            <w:r>
-              <w:rPr>
-                <w:rFonts w:ascii="宋体" w:hAnsi="宋体" w:eastAsia="宋体"/>
-                <w:b w:val="0"/>
-                <w:sz w:val="21"/>
-              </w:rPr>
-            </w:r>
-          </w:p>
-        </w:tc>
-        <w:tc>
-          <w:tcPr>
-            <w:tcW w:type="dxa" w:w="5102"/>
-          </w:tcPr>
-          <w:p>
-            <w:r/>
-            <w:r>
-              <w:rPr>
-                <w:rFonts w:ascii="宋体" w:hAnsi="宋体" w:eastAsia="宋体"/>
-                <w:b w:val="0"/>
-                <w:sz w:val="21"/>
-              </w:rPr>
-            </w:r>
-          </w:p>
-        </w:tc>
-        <w:tc>
-          <w:tcPr>
-            <w:tcW w:type="dxa" w:w="1134"/>
-          </w:tcPr>
-          <w:p>
-            <w:r/>
-            <w:r>
-              <w:rPr>
-                <w:rFonts w:ascii="宋体" w:hAnsi="宋体" w:eastAsia="宋体"/>
-                <w:b w:val="0"/>
-                <w:sz w:val="21"/>
-              </w:rPr>
-            </w:r>
-          </w:p>
-        </w:tc>
-      </w:tr>
-      <w:tr>
-        <w:tc>
-          <w:tcPr>
-            <w:tcW w:type="dxa" w:w="567"/>
-          </w:tcPr>
-          <w:p>
-            <w:r/>
-            <w:r>
-              <w:rPr>
-                <w:rFonts w:ascii="宋体" w:hAnsi="宋体" w:eastAsia="宋体"/>
-                <w:b w:val="0"/>
-                <w:sz w:val="21"/>
-              </w:rPr>
-            </w:r>
-          </w:p>
-        </w:tc>
-        <w:tc>
-          <w:tcPr>
-            <w:tcW w:type="dxa" w:w="2381"/>
-          </w:tcPr>
-          <w:p>
-            <w:r/>
-            <w:r>
-              <w:rPr>
-                <w:rFonts w:ascii="宋体" w:hAnsi="宋体" w:eastAsia="宋体"/>
-                <w:b w:val="0"/>
-                <w:sz w:val="21"/>
-              </w:rPr>
-            </w:r>
-          </w:p>
-        </w:tc>
-        <w:tc>
-          <w:tcPr>
-            <w:tcW w:type="dxa" w:w="907"/>
-          </w:tcPr>
-          <w:p>
-            <w:r/>
-            <w:r>
-              <w:rPr>
-                <w:rFonts w:ascii="宋体" w:hAnsi="宋体" w:eastAsia="宋体"/>
-                <w:b w:val="0"/>
-                <w:sz w:val="21"/>
-              </w:rPr>
-            </w:r>
-          </w:p>
-        </w:tc>
-        <w:tc>
-          <w:tcPr>
-            <w:tcW w:type="dxa" w:w="1134"/>
-          </w:tcPr>
-          <w:p>
-            <w:r/>
-            <w:r>
-              <w:rPr>
-                <w:rFonts w:ascii="宋体" w:hAnsi="宋体" w:eastAsia="宋体"/>
-                <w:b w:val="0"/>
-                <w:sz w:val="21"/>
-              </w:rPr>
-            </w:r>
-          </w:p>
-        </w:tc>
-        <w:tc>
-          <w:tcPr>
-            <w:tcW w:type="dxa" w:w="1814"/>
-          </w:tcPr>
-          <w:p>
-            <w:r/>
-            <w:r>
-              <w:rPr>
-                <w:rFonts w:ascii="宋体" w:hAnsi="宋体" w:eastAsia="宋体"/>
-                <w:b w:val="0"/>
-                <w:sz w:val="21"/>
-              </w:rPr>
-            </w:r>
-          </w:p>
-        </w:tc>
-        <w:tc>
-          <w:tcPr>
-            <w:tcW w:type="dxa" w:w="907"/>
-          </w:tcPr>
-          <w:p>
-            <w:r/>
-            <w:r>
-              <w:rPr>
-                <w:rFonts w:ascii="宋体" w:hAnsi="宋体" w:eastAsia="宋体"/>
-                <w:b w:val="0"/>
-                <w:sz w:val="21"/>
-              </w:rPr>
-            </w:r>
-          </w:p>
-        </w:tc>
-        <w:tc>
-          <w:tcPr>
-            <w:tcW w:type="dxa" w:w="5102"/>
-          </w:tcPr>
-          <w:p>
-            <w:r/>
-            <w:r>
-              <w:rPr>
-                <w:rFonts w:ascii="宋体" w:hAnsi="宋体" w:eastAsia="宋体"/>
-                <w:b w:val="0"/>
-                <w:sz w:val="21"/>
-              </w:rPr>
-            </w:r>
-          </w:p>
-        </w:tc>
-        <w:tc>
-          <w:tcPr>
-            <w:tcW w:type="dxa" w:w="1134"/>
-          </w:tcPr>
-          <w:p>
-            <w:r/>
-            <w:r>
-              <w:rPr>
-                <w:rFonts w:ascii="宋体" w:hAnsi="宋体" w:eastAsia="宋体"/>
-                <w:b w:val="0"/>
-                <w:sz w:val="21"/>
-              </w:rPr>
+              <w:t>已明确</w:t>
             </w:r>
           </w:p>
         </w:tc>
